--- a/docs/Проектирование/02_Функциональные_требования.docx
+++ b/docs/Проектирование/02_Функциональные_требования.docx
@@ -2611,6 +2611,76 @@
           </w:p>
         </w:tc>
       </w:tr>
+      <w:tr>
+        <w:tc>
+          <w:tcPr>
+            <w:tcW w:type="dxa" w:w="907"/>
+          </w:tcPr>
+          <w:p>
+            <w:r/>
+            <w:r>
+              <w:t>FR-8.16</w:t>
+            </w:r>
+          </w:p>
+        </w:tc>
+        <w:tc>
+          <w:tcPr>
+            <w:tcW w:type="dxa" w:w="7597"/>
+          </w:tcPr>
+          <w:p>
+            <w:r/>
+            <w:r>
+              <w:t>Справочник услуг (перечень) в панели: добавление/редактирование</w:t>
+            </w:r>
+          </w:p>
+        </w:tc>
+        <w:tc>
+          <w:tcPr>
+            <w:tcW w:type="dxa" w:w="850"/>
+          </w:tcPr>
+          <w:p>
+            <w:r/>
+            <w:r>
+              <w:t>M</w:t>
+            </w:r>
+          </w:p>
+        </w:tc>
+      </w:tr>
+      <w:tr>
+        <w:tc>
+          <w:tcPr>
+            <w:tcW w:type="dxa" w:w="907"/>
+          </w:tcPr>
+          <w:p>
+            <w:r/>
+            <w:r>
+              <w:t>FR-8.17</w:t>
+            </w:r>
+          </w:p>
+        </w:tc>
+        <w:tc>
+          <w:tcPr>
+            <w:tcW w:type="dxa" w:w="7597"/>
+          </w:tcPr>
+          <w:p>
+            <w:r/>
+            <w:r>
+              <w:t>Служебные/справочные документы для модерации: загрузка и просмотр модератором</w:t>
+            </w:r>
+          </w:p>
+        </w:tc>
+        <w:tc>
+          <w:tcPr>
+            <w:tcW w:type="dxa" w:w="850"/>
+          </w:tcPr>
+          <w:p>
+            <w:r/>
+            <w:r>
+              <w:t>M</w:t>
+            </w:r>
+          </w:p>
+        </w:tc>
+      </w:tr>
     </w:tbl>
     <w:p>
       <w:pPr>

--- a/docs/Проектирование/02_Функциональные_требования.docx
+++ b/docs/Проектирование/02_Функциональные_требования.docx
@@ -29,7 +29,7 @@
           <w:color w:val="6B7280"/>
           <w:sz w:val="18"/>
         </w:rPr>
-        <w:t>Проект «Dashbord» · универсальная BI-платформа · черновик 2026-07-11</w:t>
+        <w:t>Проект «Dashboard» (ГБУ «МФЦ ДНР») · универсальная BI-платформа · черновик 2026-07-11</w:t>
       </w:r>
     </w:p>
     <w:p/>
